--- a/24162008_24162012_24162081.docx
+++ b/24162008_24162012_24162081.docx
@@ -350,19 +350,7 @@
           <w:lang w:eastAsia="vi-VN"/>
           <w14:ligatures w14:val="none"/>
         </w:rPr>
-        <w:t>241620</w:t>
-      </w:r>
-      <w:r>
-        <w:rPr>
-          <w:rFonts w:eastAsia="Times New Roman" w:cs="Times New Roman"/>
-          <w:b/>
-          <w:color w:val="000000"/>
-          <w:kern w:val="0"/>
-          <w:szCs w:val="26"/>
-          <w:lang w:eastAsia="vi-VN"/>
-          <w14:ligatures w14:val="none"/>
-        </w:rPr>
-        <w:t>12</w:t>
+        <w:t>24162012</w:t>
       </w:r>
     </w:p>
     <w:p>
@@ -420,19 +408,7 @@
           <w:lang w:eastAsia="vi-VN"/>
           <w14:ligatures w14:val="none"/>
         </w:rPr>
-        <w:t xml:space="preserve">Phạm </w:t>
-      </w:r>
-      <w:r>
-        <w:rPr>
-          <w:rFonts w:eastAsia="Times New Roman" w:cs="Times New Roman"/>
-          <w:b/>
-          <w:color w:val="000000"/>
-          <w:kern w:val="0"/>
-          <w:szCs w:val="26"/>
-          <w:lang w:eastAsia="vi-VN"/>
-          <w14:ligatures w14:val="none"/>
-        </w:rPr>
-        <w:t>Hữu Ngọc</w:t>
+        <w:t>Phạm Hữu Ngọc</w:t>
       </w:r>
       <w:r>
         <w:rPr>
@@ -490,19 +466,7 @@
           <w:lang w:eastAsia="vi-VN"/>
           <w14:ligatures w14:val="none"/>
         </w:rPr>
-        <w:t>241620</w:t>
-      </w:r>
-      <w:r>
-        <w:rPr>
-          <w:rFonts w:eastAsia="Times New Roman" w:cs="Times New Roman"/>
-          <w:b/>
-          <w:color w:val="000000"/>
-          <w:kern w:val="0"/>
-          <w:szCs w:val="26"/>
-          <w:lang w:eastAsia="vi-VN"/>
-          <w14:ligatures w14:val="none"/>
-        </w:rPr>
-        <w:t>81</w:t>
+        <w:t>24162081</w:t>
       </w:r>
     </w:p>
     <w:p>
@@ -1087,7 +1051,22 @@
     </w:p>
     <w:p>
       <w:pPr>
+        <w:pStyle w:val="ListParagraph"/>
         <w:spacing w:line="360" w:lineRule="auto"/>
+        <w:ind w:left="714" w:right="2"/>
+        <w:jc w:val="both"/>
+        <w:rPr>
+          <w:rFonts w:eastAsia="Times New Roman" w:cs="Times New Roman"/>
+          <w:kern w:val="0"/>
+          <w:szCs w:val="26"/>
+          <w:lang w:eastAsia="vi-VN"/>
+          <w14:ligatures w14:val="none"/>
+        </w:rPr>
+      </w:pPr>
+    </w:p>
+    <w:p>
+      <w:pPr>
+        <w:spacing w:before="160" w:line="360" w:lineRule="auto"/>
         <w:ind w:right="2"/>
         <w:jc w:val="both"/>
         <w:rPr>
@@ -1110,6 +1089,7 @@
           <w:lang w:val="vi-VN" w:eastAsia="vi-VN"/>
           <w14:ligatures w14:val="none"/>
         </w:rPr>
+        <w:lastRenderedPageBreak/>
         <w:t>Thực hành:</w:t>
       </w:r>
     </w:p>
@@ -1141,7 +1121,6 @@
           <w:lang w:eastAsia="vi-VN"/>
           <w14:ligatures w14:val="none"/>
         </w:rPr>
-        <w:lastRenderedPageBreak/>
         <w:t>Sử dụng Spring Boot xây dựng Backend (</w:t>
       </w:r>
       <w:r>
@@ -1150,15 +1129,7 @@
           <w:snapToGrid w:val="0"/>
           <w:szCs w:val="26"/>
         </w:rPr>
-        <w:t>RESTful API web service</w:t>
-      </w:r>
-      <w:r>
-        <w:rPr>
-          <w:bCs/>
-          <w:snapToGrid w:val="0"/>
-          <w:szCs w:val="26"/>
-        </w:rPr>
-        <w:t>).</w:t>
+        <w:t>RESTful API web service).</w:t>
       </w:r>
     </w:p>
     <w:p>
@@ -2772,6 +2743,7 @@
   <w:style w:type="character" w:default="1" w:styleId="DefaultParagraphFont">
     <w:name w:val="Default Paragraph Font"/>
     <w:uiPriority w:val="1"/>
+    <w:semiHidden/>
     <w:unhideWhenUsed/>
   </w:style>
   <w:style w:type="table" w:default="1" w:styleId="TableNormal">
